--- a/document-service/internal/documents/PP-YUR-3.docx
+++ b/document-service/internal/documents/PP-YUR-3.docx
@@ -6045,7 +6045,7 @@
           <w:szCs w:val="20"/>
           <w:lang w:val="en-US"/>
         </w:rPr>
-        <w:t>OPTIONPRIMECHANIEODIN</w:t>
+        <w:t>PRIMECHANIEODIN</w:t>
       </w:r>
     </w:p>
     <w:p>
@@ -6465,9 +6465,17 @@
           <w:rFonts w:ascii="Montserrat" w:eastAsia="Montserrat" w:hAnsi="Montserrat" w:cs="Montserrat"/>
           <w:sz w:val="20"/>
           <w:szCs w:val="20"/>
+        </w:rPr>
+        <w:t xml:space="preserve">Перечисление средств на расчётный счёт Исполнителя </w:t>
+      </w:r>
+      <w:r>
+        <w:rPr>
+          <w:rFonts w:ascii="Montserrat" w:eastAsia="Montserrat" w:hAnsi="Montserrat" w:cs="Montserrat"/>
+          <w:sz w:val="20"/>
+          <w:szCs w:val="20"/>
           <w:lang w:val="en-US"/>
         </w:rPr>
-        <w:t>OPTIONPRIMECHANIEDVA</w:t>
+        <w:t>PRIMECHANIEDVA</w:t>
       </w:r>
     </w:p>
     <w:p>

--- a/document-service/internal/documents/PP-YUR-3.docx
+++ b/document-service/internal/documents/PP-YUR-3.docx
@@ -5179,25 +5179,7 @@
           <w:sz w:val="20"/>
           <w:szCs w:val="20"/>
         </w:rPr>
-        <w:t>(</w:t>
-      </w:r>
-      <w:proofErr w:type="spellStart"/>
-      <w:r>
-        <w:rPr>
-          <w:rFonts w:ascii="Montserrat" w:eastAsia="Montserrat" w:hAnsi="Montserrat" w:cs="Montserrat"/>
-          <w:sz w:val="20"/>
-          <w:szCs w:val="20"/>
-        </w:rPr>
-        <w:t>пп</w:t>
-      </w:r>
-      <w:proofErr w:type="spellEnd"/>
-      <w:r>
-        <w:rPr>
-          <w:rFonts w:ascii="Montserrat" w:eastAsia="Montserrat" w:hAnsi="Montserrat" w:cs="Montserrat"/>
-          <w:sz w:val="20"/>
-          <w:szCs w:val="20"/>
-        </w:rPr>
-        <w:t>.</w:t>
+        <w:t>(пп.</w:t>
       </w:r>
       <w:r>
         <w:rPr>
@@ -11266,6 +11248,7 @@
                 <w:rFonts w:ascii="Montserrat" w:eastAsia="Montserrat" w:hAnsi="Montserrat" w:cs="Montserrat"/>
                 <w:sz w:val="20"/>
                 <w:szCs w:val="20"/>
+                <w:lang w:val="en-US"/>
               </w:rPr>
             </w:pPr>
             <w:r>
@@ -11283,13 +11266,23 @@
                 <w:szCs w:val="20"/>
               </w:rPr>
               <w:br/>
-              <w:t>Тел.: +7 (495) 142-25-12</w:t>
+              <w:t>Тел</w:t>
             </w:r>
             <w:r>
               <w:rPr>
                 <w:rFonts w:ascii="Montserrat" w:eastAsia="Montserrat" w:hAnsi="Montserrat" w:cs="Montserrat"/>
                 <w:sz w:val="20"/>
                 <w:szCs w:val="20"/>
+                <w:lang w:val="en-US"/>
+              </w:rPr>
+              <w:t>.: +7 (495) 142-25-12</w:t>
+            </w:r>
+            <w:r>
+              <w:rPr>
+                <w:rFonts w:ascii="Montserrat" w:eastAsia="Montserrat" w:hAnsi="Montserrat" w:cs="Montserrat"/>
+                <w:sz w:val="20"/>
+                <w:szCs w:val="20"/>
+                <w:lang w:val="en-US"/>
               </w:rPr>
               <w:br/>
               <w:t>E-mail: info@25-12.ru</w:t>
@@ -11299,9 +11292,27 @@
                 <w:rFonts w:ascii="Montserrat" w:eastAsia="Montserrat" w:hAnsi="Montserrat" w:cs="Montserrat"/>
                 <w:sz w:val="20"/>
                 <w:szCs w:val="20"/>
+                <w:lang w:val="en-US"/>
               </w:rPr>
               <w:br/>
-              <w:t>Генеральный директор </w:t>
+            </w:r>
+            <w:r>
+              <w:rPr>
+                <w:rFonts w:ascii="Montserrat" w:eastAsia="Montserrat" w:hAnsi="Montserrat" w:cs="Montserrat"/>
+                <w:sz w:val="20"/>
+                <w:szCs w:val="20"/>
+                <w:lang w:val="en-US"/>
+              </w:rPr>
+              <w:t>STATUS</w:t>
+            </w:r>
+            <w:r>
+              <w:rPr>
+                <w:rFonts w:ascii="Montserrat" w:eastAsia="Montserrat" w:hAnsi="Montserrat" w:cs="Montserrat"/>
+                <w:sz w:val="20"/>
+                <w:szCs w:val="20"/>
+                <w:lang w:val="en-US"/>
+              </w:rPr>
+              <w:t> </w:t>
             </w:r>
           </w:p>
           <w:p>
@@ -11321,7 +11332,7 @@
                 <w:szCs w:val="20"/>
                 <w:lang w:val="en-US"/>
               </w:rPr>
-              <w:t xml:space="preserve">STATUS </w:t>
+              <w:t xml:space="preserve">____________________ </w:t>
             </w:r>
             <w:r>
               <w:rPr>
@@ -11614,6 +11625,15 @@
                 <w:lang w:val="en-US"/>
               </w:rPr>
             </w:pPr>
+            <w:r>
+              <w:rPr>
+                <w:rFonts w:ascii="Montserrat" w:eastAsia="Montserrat" w:hAnsi="Montserrat" w:cs="Montserrat"/>
+                <w:sz w:val="20"/>
+                <w:szCs w:val="20"/>
+                <w:lang w:val="en-US"/>
+              </w:rPr>
+              <w:t>ZAKAZCHIKSTATUS</w:t>
+            </w:r>
           </w:p>
           <w:p>
             <w:pPr>
@@ -11632,7 +11652,7 @@
                 <w:szCs w:val="20"/>
                 <w:lang w:val="en-US"/>
               </w:rPr>
-              <w:t>ZAKAZCHIKSTATUS</w:t>
+              <w:t xml:space="preserve">____________________ </w:t>
             </w:r>
             <w:r>
               <w:rPr>
@@ -11641,7 +11661,7 @@
                 <w:szCs w:val="20"/>
                 <w:lang w:val="en-US"/>
               </w:rPr>
-              <w:t xml:space="preserve"> / </w:t>
+              <w:t xml:space="preserve">/ </w:t>
             </w:r>
             <w:r>
               <w:rPr>
@@ -11650,16 +11670,7 @@
                 <w:szCs w:val="20"/>
                 <w:lang w:val="en-US"/>
               </w:rPr>
-              <w:t>ZAKAZCHIK</w:t>
-            </w:r>
-            <w:r>
-              <w:rPr>
-                <w:rFonts w:ascii="Montserrat" w:eastAsia="Montserrat" w:hAnsi="Montserrat" w:cs="Montserrat"/>
-                <w:sz w:val="20"/>
-                <w:szCs w:val="20"/>
-                <w:lang w:val="en-US"/>
-              </w:rPr>
-              <w:t>FIO</w:t>
+              <w:t>ZFIO</w:t>
             </w:r>
           </w:p>
           <w:p>
@@ -12346,7 +12357,6 @@
                 <w:szCs w:val="20"/>
               </w:rPr>
             </w:pPr>
-            <w:proofErr w:type="spellStart"/>
             <w:r>
               <w:rPr>
                 <w:rFonts w:ascii="Montserrat" w:eastAsia="Montserrat" w:hAnsi="Montserrat" w:cs="Montserrat"/>
@@ -12356,7 +12366,6 @@
               </w:rPr>
               <w:t>e-mail</w:t>
             </w:r>
-            <w:proofErr w:type="spellEnd"/>
           </w:p>
         </w:tc>
       </w:tr>
@@ -13257,7 +13266,7 @@
           <w:szCs w:val="20"/>
           <w:lang w:val="en-US"/>
         </w:rPr>
-        <w:t>STATUS</w:t>
+        <w:t>ZSTATUS</w:t>
       </w:r>
       <w:r>
         <w:rPr>
@@ -13778,25 +13787,7 @@
           <w:sz w:val="20"/>
           <w:szCs w:val="20"/>
         </w:rPr>
-        <w:t>НДС не облагается (</w:t>
-      </w:r>
-      <w:proofErr w:type="spellStart"/>
-      <w:r>
-        <w:rPr>
-          <w:rFonts w:ascii="Montserrat" w:eastAsia="Montserrat" w:hAnsi="Montserrat" w:cs="Montserrat"/>
-          <w:sz w:val="20"/>
-          <w:szCs w:val="20"/>
-        </w:rPr>
-        <w:t>пп</w:t>
-      </w:r>
-      <w:proofErr w:type="spellEnd"/>
-      <w:r>
-        <w:rPr>
-          <w:rFonts w:ascii="Montserrat" w:eastAsia="Montserrat" w:hAnsi="Montserrat" w:cs="Montserrat"/>
-          <w:sz w:val="20"/>
-          <w:szCs w:val="20"/>
-        </w:rPr>
-        <w:t>. 14 п. 2 ст. 149 НК РФ).</w:t>
+        <w:t>НДС не облагается (пп. 14 п. 2 ст. 149 НК РФ).</w:t>
       </w:r>
     </w:p>
     <w:p>
@@ -13992,7 +13983,7 @@
                 <w:rFonts w:ascii="Montserrat" w:eastAsia="Montserrat" w:hAnsi="Montserrat" w:cs="Montserrat"/>
                 <w:sz w:val="20"/>
                 <w:szCs w:val="20"/>
-                <w:lang w:val="ru-RU"/>
+                <w:lang w:val="en-US"/>
               </w:rPr>
             </w:pPr>
             <w:r>
@@ -14000,8 +13991,9 @@
                 <w:rFonts w:ascii="Montserrat" w:eastAsia="Montserrat" w:hAnsi="Montserrat" w:cs="Montserrat"/>
                 <w:sz w:val="20"/>
                 <w:szCs w:val="20"/>
+                <w:lang w:val="en-US"/>
               </w:rPr>
-              <w:t xml:space="preserve">Генеральный директор </w:t>
+              <w:t>STATUS</w:t>
             </w:r>
           </w:p>
           <w:p>
@@ -14035,7 +14027,7 @@
                 <w:rFonts w:ascii="Montserrat" w:eastAsia="Montserrat" w:hAnsi="Montserrat" w:cs="Montserrat"/>
                 <w:sz w:val="20"/>
                 <w:szCs w:val="20"/>
-                <w:lang w:val="ru-RU"/>
+                <w:lang w:val="en-US"/>
               </w:rPr>
             </w:pPr>
             <w:r>
@@ -14043,8 +14035,9 @@
                 <w:rFonts w:ascii="Montserrat" w:eastAsia="Montserrat" w:hAnsi="Montserrat" w:cs="Montserrat"/>
                 <w:sz w:val="20"/>
                 <w:szCs w:val="20"/>
+                <w:lang w:val="en-US"/>
               </w:rPr>
-              <w:t xml:space="preserve">Генеральный директор </w:t>
+              <w:t>ZAKAZCHIKSTATUS</w:t>
             </w:r>
           </w:p>
           <w:p>
@@ -14092,7 +14085,7 @@
                 <w:szCs w:val="20"/>
                 <w:lang w:val="en-US"/>
               </w:rPr>
-              <w:t>EXECUTORSTATUS</w:t>
+              <w:t xml:space="preserve">____________________ </w:t>
             </w:r>
             <w:r>
               <w:rPr>
@@ -14100,7 +14093,7 @@
                 <w:sz w:val="20"/>
                 <w:szCs w:val="20"/>
               </w:rPr>
-              <w:t xml:space="preserve"> / </w:t>
+              <w:t xml:space="preserve">/ </w:t>
             </w:r>
             <w:r>
               <w:rPr>
@@ -14109,16 +14102,7 @@
                 <w:szCs w:val="20"/>
                 <w:lang w:val="en-US"/>
               </w:rPr>
-              <w:t>EXECUTOR</w:t>
-            </w:r>
-            <w:r>
-              <w:rPr>
-                <w:rFonts w:ascii="Montserrat" w:eastAsia="Montserrat" w:hAnsi="Montserrat" w:cs="Montserrat"/>
-                <w:sz w:val="20"/>
-                <w:szCs w:val="20"/>
-                <w:lang w:val="en-US"/>
-              </w:rPr>
-              <w:t>FIO</w:t>
+              <w:t>EXECUTORFIO</w:t>
             </w:r>
           </w:p>
         </w:tc>
@@ -14144,7 +14128,7 @@
                 <w:szCs w:val="20"/>
                 <w:lang w:val="en-US"/>
               </w:rPr>
-              <w:t>ZAKAZCHIKSTATUS</w:t>
+              <w:t>____________________</w:t>
             </w:r>
             <w:r>
               <w:rPr>

--- a/document-service/internal/documents/PP-YUR-3.docx
+++ b/document-service/internal/documents/PP-YUR-3.docx
@@ -568,9 +568,9 @@
           <w:rFonts w:ascii="Montserrat" w:eastAsia="Montserrat" w:hAnsi="Montserrat" w:cs="Montserrat"/>
           <w:sz w:val="20"/>
           <w:szCs w:val="20"/>
-          <w:lang w:val="en-US"/>
-        </w:rPr>
-        <w:t>ZAKAZCHIKOSNOVANIE</w:t>
+          <w:lang w:val="ru-RU"/>
+        </w:rPr>
+        <w:t>Устава</w:t>
       </w:r>
       <w:r>
         <w:rPr>
@@ -5179,7 +5179,25 @@
           <w:sz w:val="20"/>
           <w:szCs w:val="20"/>
         </w:rPr>
-        <w:t>(пп.</w:t>
+        <w:t>(</w:t>
+      </w:r>
+      <w:proofErr w:type="spellStart"/>
+      <w:r>
+        <w:rPr>
+          <w:rFonts w:ascii="Montserrat" w:eastAsia="Montserrat" w:hAnsi="Montserrat" w:cs="Montserrat"/>
+          <w:sz w:val="20"/>
+          <w:szCs w:val="20"/>
+        </w:rPr>
+        <w:t>пп</w:t>
+      </w:r>
+      <w:proofErr w:type="spellEnd"/>
+      <w:r>
+        <w:rPr>
+          <w:rFonts w:ascii="Montserrat" w:eastAsia="Montserrat" w:hAnsi="Montserrat" w:cs="Montserrat"/>
+          <w:sz w:val="20"/>
+          <w:szCs w:val="20"/>
+        </w:rPr>
+        <w:t>.</w:t>
       </w:r>
       <w:r>
         <w:rPr>
@@ -12357,6 +12375,7 @@
                 <w:szCs w:val="20"/>
               </w:rPr>
             </w:pPr>
+            <w:proofErr w:type="spellStart"/>
             <w:r>
               <w:rPr>
                 <w:rFonts w:ascii="Montserrat" w:eastAsia="Montserrat" w:hAnsi="Montserrat" w:cs="Montserrat"/>
@@ -12366,261 +12385,126 @@
               </w:rPr>
               <w:t>e-mail</w:t>
             </w:r>
+            <w:proofErr w:type="spellEnd"/>
           </w:p>
         </w:tc>
       </w:tr>
       <w:tr>
         <w:tc>
           <w:tcPr>
-            <w:tcW w:w="460" w:type="dxa"/>
-            <w:vAlign w:val="center"/>
+            <w:tcW w:type="dxa" w:w="460"/>
           </w:tcPr>
           <w:p>
-            <w:pPr>
-              <w:spacing w:after="0" w:line="276" w:lineRule="auto"/>
-              <w:jc w:val="center"/>
-              <w:rPr>
-                <w:rFonts w:ascii="Montserrat" w:eastAsia="Montserrat" w:hAnsi="Montserrat" w:cs="Montserrat"/>
-                <w:sz w:val="20"/>
-                <w:szCs w:val="20"/>
-              </w:rPr>
-            </w:pPr>
+            <w:r>
+              <w:t>1</w:t>
+            </w:r>
           </w:p>
         </w:tc>
         <w:tc>
           <w:tcPr>
-            <w:tcW w:w="2056" w:type="dxa"/>
-            <w:vAlign w:val="center"/>
+            <w:tcW w:type="dxa" w:w="2056"/>
           </w:tcPr>
           <w:p>
-            <w:pPr>
-              <w:spacing w:after="0" w:line="276" w:lineRule="auto"/>
-              <w:jc w:val="center"/>
-              <w:rPr>
-                <w:rFonts w:ascii="Montserrat" w:eastAsia="Montserrat" w:hAnsi="Montserrat" w:cs="Montserrat"/>
-                <w:sz w:val="20"/>
-                <w:szCs w:val="20"/>
-              </w:rPr>
-            </w:pPr>
+            <w:r>
+              <w:t>Иванов Иван Иванович</w:t>
+            </w:r>
           </w:p>
         </w:tc>
         <w:tc>
           <w:tcPr>
-            <w:tcW w:w="1633" w:type="dxa"/>
-            <w:vAlign w:val="center"/>
+            <w:tcW w:type="dxa" w:w="1633"/>
           </w:tcPr>
           <w:p>
-            <w:pPr>
-              <w:spacing w:after="0" w:line="276" w:lineRule="auto"/>
-              <w:jc w:val="center"/>
-              <w:rPr>
-                <w:rFonts w:ascii="Montserrat" w:eastAsia="Montserrat" w:hAnsi="Montserrat" w:cs="Montserrat"/>
-                <w:sz w:val="20"/>
-                <w:szCs w:val="20"/>
-              </w:rPr>
-            </w:pPr>
+            <w:r/>
           </w:p>
         </w:tc>
         <w:tc>
           <w:tcPr>
-            <w:tcW w:w="2759" w:type="dxa"/>
-            <w:vAlign w:val="center"/>
+            <w:tcW w:type="dxa" w:w="2759"/>
           </w:tcPr>
           <w:p>
-            <w:pPr>
-              <w:spacing w:after="0" w:line="276" w:lineRule="auto"/>
-              <w:jc w:val="center"/>
-              <w:rPr>
-                <w:rFonts w:ascii="Montserrat" w:eastAsia="Montserrat" w:hAnsi="Montserrat" w:cs="Montserrat"/>
-                <w:sz w:val="20"/>
-                <w:szCs w:val="20"/>
-              </w:rPr>
-            </w:pPr>
+            <w:r>
+              <w:t>-</w:t>
+            </w:r>
           </w:p>
         </w:tc>
         <w:tc>
           <w:tcPr>
-            <w:tcW w:w="1360" w:type="dxa"/>
-            <w:vAlign w:val="center"/>
+            <w:tcW w:type="dxa" w:w="1360"/>
           </w:tcPr>
           <w:p>
-            <w:pPr>
-              <w:spacing w:after="0" w:line="276" w:lineRule="auto"/>
-              <w:jc w:val="center"/>
-              <w:rPr>
-                <w:rFonts w:ascii="Montserrat" w:eastAsia="Montserrat" w:hAnsi="Montserrat" w:cs="Montserrat"/>
-                <w:sz w:val="20"/>
-                <w:szCs w:val="20"/>
-              </w:rPr>
-            </w:pPr>
+            <w:r>
+              <w:t>123-456-789 00</w:t>
+            </w:r>
           </w:p>
         </w:tc>
         <w:tc>
           <w:tcPr>
-            <w:tcW w:w="1645" w:type="dxa"/>
-            <w:vAlign w:val="center"/>
+            <w:tcW w:type="dxa" w:w="1645"/>
           </w:tcPr>
           <w:p>
-            <w:pPr>
-              <w:spacing w:after="0" w:line="276" w:lineRule="auto"/>
-              <w:jc w:val="center"/>
-              <w:rPr>
-                <w:rFonts w:ascii="Montserrat" w:eastAsia="Montserrat" w:hAnsi="Montserrat" w:cs="Montserrat"/>
-                <w:sz w:val="20"/>
-                <w:szCs w:val="20"/>
-              </w:rPr>
-            </w:pPr>
+            <w:r>
+              <w:t>ivanov@mail.ru</w:t>
+            </w:r>
           </w:p>
         </w:tc>
       </w:tr>
       <w:tr>
         <w:tc>
           <w:tcPr>
-            <w:tcW w:w="460" w:type="dxa"/>
-            <w:vAlign w:val="center"/>
+            <w:tcW w:type="dxa" w:w="460"/>
           </w:tcPr>
           <w:p>
-            <w:pPr>
-              <w:spacing w:after="0" w:line="276" w:lineRule="auto"/>
-              <w:jc w:val="center"/>
-              <w:rPr>
-                <w:rFonts w:ascii="Montserrat" w:eastAsia="Montserrat" w:hAnsi="Montserrat" w:cs="Montserrat"/>
-                <w:sz w:val="20"/>
-                <w:szCs w:val="20"/>
-              </w:rPr>
-            </w:pPr>
             <w:r>
-              <w:rPr>
-                <w:rFonts w:ascii="Montserrat" w:eastAsia="Montserrat" w:hAnsi="Montserrat" w:cs="Montserrat"/>
-                <w:sz w:val="20"/>
-                <w:szCs w:val="20"/>
-              </w:rPr>
-              <w:t>…</w:t>
+              <w:t>2</w:t>
             </w:r>
           </w:p>
         </w:tc>
         <w:tc>
           <w:tcPr>
-            <w:tcW w:w="2056" w:type="dxa"/>
-            <w:vAlign w:val="center"/>
+            <w:tcW w:type="dxa" w:w="2056"/>
           </w:tcPr>
           <w:p>
-            <w:pPr>
-              <w:spacing w:after="0" w:line="276" w:lineRule="auto"/>
-              <w:jc w:val="center"/>
-              <w:rPr>
-                <w:rFonts w:ascii="Montserrat" w:eastAsia="Montserrat" w:hAnsi="Montserrat" w:cs="Montserrat"/>
-                <w:sz w:val="20"/>
-                <w:szCs w:val="20"/>
-              </w:rPr>
-            </w:pPr>
             <w:r>
-              <w:rPr>
-                <w:rFonts w:ascii="Montserrat" w:eastAsia="Montserrat" w:hAnsi="Montserrat" w:cs="Montserrat"/>
-                <w:sz w:val="20"/>
-                <w:szCs w:val="20"/>
-              </w:rPr>
-              <w:t>…</w:t>
+              <w:t>Ульянов Дмитрий Иванович</w:t>
             </w:r>
           </w:p>
         </w:tc>
         <w:tc>
           <w:tcPr>
-            <w:tcW w:w="1633" w:type="dxa"/>
-            <w:vAlign w:val="center"/>
+            <w:tcW w:type="dxa" w:w="1633"/>
           </w:tcPr>
           <w:p>
-            <w:pPr>
-              <w:spacing w:after="0" w:line="276" w:lineRule="auto"/>
-              <w:jc w:val="center"/>
-              <w:rPr>
-                <w:rFonts w:ascii="Montserrat" w:eastAsia="Montserrat" w:hAnsi="Montserrat" w:cs="Montserrat"/>
-                <w:sz w:val="20"/>
-                <w:szCs w:val="20"/>
-              </w:rPr>
-            </w:pPr>
+            <w:r/>
+          </w:p>
+        </w:tc>
+        <w:tc>
+          <w:tcPr>
+            <w:tcW w:type="dxa" w:w="2759"/>
+          </w:tcPr>
+          <w:p>
             <w:r>
-              <w:rPr>
-                <w:rFonts w:ascii="Montserrat" w:eastAsia="Montserrat" w:hAnsi="Montserrat" w:cs="Montserrat"/>
-                <w:sz w:val="20"/>
-                <w:szCs w:val="20"/>
-              </w:rPr>
-              <w:t>…</w:t>
+              <w:t>-</w:t>
             </w:r>
           </w:p>
         </w:tc>
         <w:tc>
           <w:tcPr>
-            <w:tcW w:w="2759" w:type="dxa"/>
-            <w:vAlign w:val="center"/>
+            <w:tcW w:type="dxa" w:w="1360"/>
           </w:tcPr>
           <w:p>
-            <w:pPr>
-              <w:spacing w:after="0" w:line="276" w:lineRule="auto"/>
-              <w:jc w:val="center"/>
-              <w:rPr>
-                <w:rFonts w:ascii="Montserrat" w:eastAsia="Montserrat" w:hAnsi="Montserrat" w:cs="Montserrat"/>
-                <w:sz w:val="20"/>
-                <w:szCs w:val="20"/>
-              </w:rPr>
-            </w:pPr>
             <w:r>
-              <w:rPr>
-                <w:rFonts w:ascii="Montserrat" w:eastAsia="Montserrat" w:hAnsi="Montserrat" w:cs="Montserrat"/>
-                <w:sz w:val="20"/>
-                <w:szCs w:val="20"/>
-              </w:rPr>
-              <w:t>…</w:t>
+              <w:t>123-456-789 00</w:t>
             </w:r>
           </w:p>
         </w:tc>
         <w:tc>
           <w:tcPr>
-            <w:tcW w:w="1360" w:type="dxa"/>
-            <w:vAlign w:val="center"/>
+            <w:tcW w:type="dxa" w:w="1645"/>
           </w:tcPr>
           <w:p>
-            <w:pPr>
-              <w:spacing w:after="0" w:line="276" w:lineRule="auto"/>
-              <w:jc w:val="center"/>
-              <w:rPr>
-                <w:rFonts w:ascii="Montserrat" w:eastAsia="Montserrat" w:hAnsi="Montserrat" w:cs="Montserrat"/>
-                <w:sz w:val="20"/>
-                <w:szCs w:val="20"/>
-              </w:rPr>
-            </w:pPr>
             <w:r>
-              <w:rPr>
-                <w:rFonts w:ascii="Montserrat" w:eastAsia="Montserrat" w:hAnsi="Montserrat" w:cs="Montserrat"/>
-                <w:sz w:val="20"/>
-                <w:szCs w:val="20"/>
-              </w:rPr>
-              <w:t>…</w:t>
-            </w:r>
-          </w:p>
-        </w:tc>
-        <w:tc>
-          <w:tcPr>
-            <w:tcW w:w="1645" w:type="dxa"/>
-            <w:vAlign w:val="center"/>
-          </w:tcPr>
-          <w:p>
-            <w:pPr>
-              <w:spacing w:after="0" w:line="276" w:lineRule="auto"/>
-              <w:jc w:val="center"/>
-              <w:rPr>
-                <w:rFonts w:ascii="Montserrat" w:eastAsia="Montserrat" w:hAnsi="Montserrat" w:cs="Montserrat"/>
-                <w:sz w:val="20"/>
-                <w:szCs w:val="20"/>
-              </w:rPr>
-            </w:pPr>
-            <w:r>
-              <w:rPr>
-                <w:rFonts w:ascii="Montserrat" w:eastAsia="Montserrat" w:hAnsi="Montserrat" w:cs="Montserrat"/>
-                <w:sz w:val="20"/>
-                <w:szCs w:val="20"/>
-              </w:rPr>
-              <w:t>…</w:t>
+              <w:t>ivanov@mail.ru</w:t>
             </w:r>
           </w:p>
         </w:tc>
@@ -13307,9 +13191,9 @@
           <w:rFonts w:ascii="Montserrat" w:eastAsia="Montserrat" w:hAnsi="Montserrat" w:cs="Montserrat"/>
           <w:sz w:val="20"/>
           <w:szCs w:val="20"/>
-          <w:lang w:val="en-US"/>
-        </w:rPr>
-        <w:t>ZAKAZCHIKOSNOVANIE</w:t>
+          <w:lang w:val="ru-RU"/>
+        </w:rPr>
+        <w:t>Устава</w:t>
       </w:r>
       <w:r>
         <w:rPr>
@@ -13595,178 +13479,104 @@
       <w:tr>
         <w:tc>
           <w:tcPr>
-            <w:tcW w:w="456" w:type="dxa"/>
-            <w:vAlign w:val="center"/>
+            <w:tcW w:type="dxa" w:w="456"/>
           </w:tcPr>
           <w:p>
-            <w:pPr>
-              <w:spacing w:after="0" w:line="276" w:lineRule="auto"/>
-              <w:rPr>
-                <w:rFonts w:ascii="Montserrat" w:eastAsia="Montserrat" w:hAnsi="Montserrat" w:cs="Montserrat"/>
-                <w:b/>
-                <w:sz w:val="20"/>
-                <w:szCs w:val="20"/>
-              </w:rPr>
-            </w:pPr>
+            <w:r>
+              <w:t>1</w:t>
+            </w:r>
           </w:p>
         </w:tc>
         <w:tc>
           <w:tcPr>
-            <w:tcW w:w="2832" w:type="dxa"/>
-            <w:vAlign w:val="center"/>
+            <w:tcW w:type="dxa" w:w="2832"/>
           </w:tcPr>
           <w:p>
-            <w:pPr>
-              <w:spacing w:after="0" w:line="276" w:lineRule="auto"/>
-              <w:rPr>
-                <w:rFonts w:ascii="Montserrat" w:eastAsia="Montserrat" w:hAnsi="Montserrat" w:cs="Montserrat"/>
-                <w:b/>
-                <w:sz w:val="20"/>
-                <w:szCs w:val="20"/>
-              </w:rPr>
-            </w:pPr>
+            <w:r>
+              <w:t>Иванов Иван Иванович</w:t>
+            </w:r>
           </w:p>
         </w:tc>
         <w:tc>
           <w:tcPr>
-            <w:tcW w:w="2588" w:type="dxa"/>
-            <w:vAlign w:val="center"/>
+            <w:tcW w:type="dxa" w:w="2588"/>
           </w:tcPr>
           <w:p>
-            <w:pPr>
-              <w:spacing w:after="0" w:line="276" w:lineRule="auto"/>
-              <w:rPr>
-                <w:rFonts w:ascii="Montserrat" w:eastAsia="Montserrat" w:hAnsi="Montserrat" w:cs="Montserrat"/>
-                <w:b/>
-                <w:sz w:val="20"/>
-                <w:szCs w:val="20"/>
-              </w:rPr>
-            </w:pPr>
+            <w:r>
+              <w:t>12.12.2025 - 12.12.2026</w:t>
+            </w:r>
           </w:p>
         </w:tc>
         <w:tc>
           <w:tcPr>
-            <w:tcW w:w="2196" w:type="dxa"/>
-            <w:vAlign w:val="center"/>
+            <w:tcW w:type="dxa" w:w="2196"/>
           </w:tcPr>
           <w:p>
-            <w:pPr>
-              <w:spacing w:after="0" w:line="276" w:lineRule="auto"/>
-              <w:rPr>
-                <w:rFonts w:ascii="Montserrat" w:eastAsia="Montserrat" w:hAnsi="Montserrat" w:cs="Montserrat"/>
-                <w:b/>
-                <w:sz w:val="20"/>
-                <w:szCs w:val="20"/>
-              </w:rPr>
-            </w:pPr>
+            <w:r>
+              <w:t>256</w:t>
+            </w:r>
           </w:p>
         </w:tc>
         <w:tc>
           <w:tcPr>
-            <w:tcW w:w="1841" w:type="dxa"/>
-            <w:vAlign w:val="center"/>
+            <w:tcW w:type="dxa" w:w="1841"/>
           </w:tcPr>
           <w:p>
-            <w:pPr>
-              <w:spacing w:after="0" w:line="276" w:lineRule="auto"/>
-              <w:rPr>
-                <w:rFonts w:ascii="Montserrat" w:eastAsia="Montserrat" w:hAnsi="Montserrat" w:cs="Montserrat"/>
-                <w:b/>
-                <w:sz w:val="20"/>
-                <w:szCs w:val="20"/>
-              </w:rPr>
-            </w:pPr>
+            <w:r>
+              <w:t>59000.00 руб.</w:t>
+            </w:r>
           </w:p>
         </w:tc>
       </w:tr>
       <w:tr>
         <w:tc>
           <w:tcPr>
-            <w:tcW w:w="456" w:type="dxa"/>
-            <w:vAlign w:val="center"/>
+            <w:tcW w:type="dxa" w:w="456"/>
           </w:tcPr>
           <w:p>
-            <w:pPr>
-              <w:spacing w:after="0" w:line="276" w:lineRule="auto"/>
-              <w:rPr>
-                <w:rFonts w:ascii="Montserrat" w:eastAsia="Montserrat" w:hAnsi="Montserrat" w:cs="Montserrat"/>
-                <w:sz w:val="20"/>
-                <w:szCs w:val="20"/>
-              </w:rPr>
-            </w:pPr>
-          </w:p>
-        </w:tc>
-        <w:tc>
-          <w:tcPr>
-            <w:tcW w:w="2832" w:type="dxa"/>
-            <w:vAlign w:val="center"/>
-          </w:tcPr>
-          <w:p>
-            <w:pPr>
-              <w:spacing w:after="0" w:line="276" w:lineRule="auto"/>
-              <w:rPr>
-                <w:rFonts w:ascii="Montserrat" w:eastAsia="Montserrat" w:hAnsi="Montserrat" w:cs="Montserrat"/>
-                <w:sz w:val="20"/>
-                <w:szCs w:val="20"/>
-              </w:rPr>
-            </w:pPr>
-          </w:p>
-        </w:tc>
-        <w:tc>
-          <w:tcPr>
-            <w:tcW w:w="2588" w:type="dxa"/>
-            <w:vAlign w:val="center"/>
-          </w:tcPr>
-          <w:p>
-            <w:pPr>
-              <w:spacing w:after="0" w:line="276" w:lineRule="auto"/>
-              <w:rPr>
-                <w:rFonts w:ascii="Montserrat" w:eastAsia="Montserrat" w:hAnsi="Montserrat" w:cs="Montserrat"/>
-                <w:sz w:val="20"/>
-                <w:szCs w:val="20"/>
-              </w:rPr>
-            </w:pPr>
-          </w:p>
-        </w:tc>
-        <w:tc>
-          <w:tcPr>
-            <w:tcW w:w="2196" w:type="dxa"/>
-            <w:vAlign w:val="center"/>
-          </w:tcPr>
-          <w:p>
-            <w:pPr>
-              <w:spacing w:after="0" w:line="276" w:lineRule="auto"/>
-              <w:rPr>
-                <w:rFonts w:ascii="Montserrat" w:eastAsia="Montserrat" w:hAnsi="Montserrat" w:cs="Montserrat"/>
-                <w:sz w:val="20"/>
-                <w:szCs w:val="20"/>
-              </w:rPr>
-            </w:pPr>
             <w:r>
-              <w:rPr>
-                <w:rFonts w:ascii="Montserrat" w:eastAsia="Montserrat" w:hAnsi="Montserrat" w:cs="Montserrat"/>
-                <w:sz w:val="20"/>
-                <w:szCs w:val="20"/>
-              </w:rPr>
-              <w:t>Итого к оплате:</w:t>
+              <w:t>2</w:t>
             </w:r>
           </w:p>
         </w:tc>
         <w:tc>
           <w:tcPr>
-            <w:tcW w:w="1841" w:type="dxa"/>
-            <w:vAlign w:val="center"/>
+            <w:tcW w:type="dxa" w:w="2832"/>
           </w:tcPr>
           <w:p>
-            <w:pPr>
-              <w:spacing w:after="0" w:line="276" w:lineRule="auto"/>
-              <w:rPr>
-                <w:rFonts w:ascii="Montserrat" w:eastAsia="Montserrat" w:hAnsi="Montserrat" w:cs="Montserrat"/>
-                <w:b/>
-                <w:sz w:val="20"/>
-                <w:szCs w:val="20"/>
-              </w:rPr>
-            </w:pPr>
+            <w:r>
+              <w:t>Ульянов Дмитрий Иванович</w:t>
+            </w:r>
+          </w:p>
+        </w:tc>
+        <w:tc>
+          <w:tcPr>
+            <w:tcW w:type="dxa" w:w="2588"/>
+          </w:tcPr>
+          <w:p>
+            <w:r>
+              <w:t>12.12.2025 - 12.12.2026</w:t>
+            </w:r>
+          </w:p>
+        </w:tc>
+        <w:tc>
+          <w:tcPr>
+            <w:tcW w:type="dxa" w:w="2196"/>
+          </w:tcPr>
+          <w:p>
+            <w:r>
+              <w:t>256</w:t>
+            </w:r>
+          </w:p>
+        </w:tc>
+        <w:tc>
+          <w:tcPr>
+            <w:tcW w:type="dxa" w:w="1841"/>
+          </w:tcPr>
+          <w:p>
+            <w:r>
+              <w:t>59000.00 руб.</w:t>
+            </w:r>
           </w:p>
         </w:tc>
       </w:tr>
@@ -13787,7 +13597,25 @@
           <w:sz w:val="20"/>
           <w:szCs w:val="20"/>
         </w:rPr>
-        <w:t>НДС не облагается (пп. 14 п. 2 ст. 149 НК РФ).</w:t>
+        <w:t>НДС не облагается (</w:t>
+      </w:r>
+      <w:proofErr w:type="spellStart"/>
+      <w:r>
+        <w:rPr>
+          <w:rFonts w:ascii="Montserrat" w:eastAsia="Montserrat" w:hAnsi="Montserrat" w:cs="Montserrat"/>
+          <w:sz w:val="20"/>
+          <w:szCs w:val="20"/>
+        </w:rPr>
+        <w:t>пп</w:t>
+      </w:r>
+      <w:proofErr w:type="spellEnd"/>
+      <w:r>
+        <w:rPr>
+          <w:rFonts w:ascii="Montserrat" w:eastAsia="Montserrat" w:hAnsi="Montserrat" w:cs="Montserrat"/>
+          <w:sz w:val="20"/>
+          <w:szCs w:val="20"/>
+        </w:rPr>
+        <w:t>. 14 п. 2 ст. 149 НК РФ).</w:t>
       </w:r>
     </w:p>
     <w:p>

--- a/document-service/internal/documents/PP-YUR-3.docx
+++ b/document-service/internal/documents/PP-YUR-3.docx
@@ -52,6 +52,16 @@
           <w:szCs w:val="20"/>
         </w:rPr>
         <w:t xml:space="preserve"> </w:t>
+      </w:r>
+      <w:r>
+        <w:rPr>
+          <w:rFonts w:ascii="Montserrat" w:eastAsia="Montserrat" w:hAnsi="Montserrat" w:cs="Montserrat"/>
+          <w:b/>
+          <w:sz w:val="20"/>
+          <w:szCs w:val="20"/>
+          <w:lang w:val="en-US"/>
+        </w:rPr>
+        <w:t>DOCUMENTNUMBER</w:t>
       </w:r>
     </w:p>
     <w:p>
@@ -5179,25 +5189,7 @@
           <w:sz w:val="20"/>
           <w:szCs w:val="20"/>
         </w:rPr>
-        <w:t>(</w:t>
-      </w:r>
-      <w:proofErr w:type="spellStart"/>
-      <w:r>
-        <w:rPr>
-          <w:rFonts w:ascii="Montserrat" w:eastAsia="Montserrat" w:hAnsi="Montserrat" w:cs="Montserrat"/>
-          <w:sz w:val="20"/>
-          <w:szCs w:val="20"/>
-        </w:rPr>
-        <w:t>пп</w:t>
-      </w:r>
-      <w:proofErr w:type="spellEnd"/>
-      <w:r>
-        <w:rPr>
-          <w:rFonts w:ascii="Montserrat" w:eastAsia="Montserrat" w:hAnsi="Montserrat" w:cs="Montserrat"/>
-          <w:sz w:val="20"/>
-          <w:szCs w:val="20"/>
-        </w:rPr>
-        <w:t>.</w:t>
+        <w:t>(пп.</w:t>
       </w:r>
       <w:r>
         <w:rPr>
@@ -12195,10 +12187,12 @@
       <w:r>
         <w:rPr>
           <w:rFonts w:ascii="Montserrat" w:eastAsia="Montserrat" w:hAnsi="Montserrat" w:cs="Montserrat"/>
-          <w:sz w:val="20"/>
-          <w:szCs w:val="20"/>
-        </w:rPr>
-        <w:t>___)</w:t>
+          <w:b/>
+          <w:sz w:val="20"/>
+          <w:szCs w:val="20"/>
+          <w:lang w:val="en-US"/>
+        </w:rPr>
+        <w:t>DOCUMENTNUMBER</w:t>
       </w:r>
     </w:p>
     <w:tbl>
@@ -12375,7 +12369,6 @@
                 <w:szCs w:val="20"/>
               </w:rPr>
             </w:pPr>
-            <w:proofErr w:type="spellStart"/>
             <w:r>
               <w:rPr>
                 <w:rFonts w:ascii="Montserrat" w:eastAsia="Montserrat" w:hAnsi="Montserrat" w:cs="Montserrat"/>
@@ -12385,14 +12378,13 @@
               </w:rPr>
               <w:t>e-mail</w:t>
             </w:r>
-            <w:proofErr w:type="spellEnd"/>
           </w:p>
         </w:tc>
       </w:tr>
       <w:tr>
         <w:tc>
           <w:tcPr>
-            <w:tcW w:type="dxa" w:w="460"/>
+            <w:tcW w:w="460" w:type="dxa"/>
           </w:tcPr>
           <w:p>
             <w:r>
@@ -12402,7 +12394,7 @@
         </w:tc>
         <w:tc>
           <w:tcPr>
-            <w:tcW w:type="dxa" w:w="2056"/>
+            <w:tcW w:w="2056" w:type="dxa"/>
           </w:tcPr>
           <w:p>
             <w:r>
@@ -12412,15 +12404,13 @@
         </w:tc>
         <w:tc>
           <w:tcPr>
-            <w:tcW w:type="dxa" w:w="1633"/>
+            <w:tcW w:w="1633" w:type="dxa"/>
           </w:tcPr>
-          <w:p>
-            <w:r/>
-          </w:p>
+          <w:p/>
         </w:tc>
         <w:tc>
           <w:tcPr>
-            <w:tcW w:type="dxa" w:w="2759"/>
+            <w:tcW w:w="2759" w:type="dxa"/>
           </w:tcPr>
           <w:p>
             <w:r>
@@ -12430,7 +12420,7 @@
         </w:tc>
         <w:tc>
           <w:tcPr>
-            <w:tcW w:type="dxa" w:w="1360"/>
+            <w:tcW w:w="1360" w:type="dxa"/>
           </w:tcPr>
           <w:p>
             <w:r>
@@ -12440,7 +12430,7 @@
         </w:tc>
         <w:tc>
           <w:tcPr>
-            <w:tcW w:type="dxa" w:w="1645"/>
+            <w:tcW w:w="1645" w:type="dxa"/>
           </w:tcPr>
           <w:p>
             <w:r>
@@ -12452,7 +12442,7 @@
       <w:tr>
         <w:tc>
           <w:tcPr>
-            <w:tcW w:type="dxa" w:w="460"/>
+            <w:tcW w:w="460" w:type="dxa"/>
           </w:tcPr>
           <w:p>
             <w:r>
@@ -12462,7 +12452,7 @@
         </w:tc>
         <w:tc>
           <w:tcPr>
-            <w:tcW w:type="dxa" w:w="2056"/>
+            <w:tcW w:w="2056" w:type="dxa"/>
           </w:tcPr>
           <w:p>
             <w:r>
@@ -12472,15 +12462,13 @@
         </w:tc>
         <w:tc>
           <w:tcPr>
-            <w:tcW w:type="dxa" w:w="1633"/>
+            <w:tcW w:w="1633" w:type="dxa"/>
           </w:tcPr>
-          <w:p>
-            <w:r/>
-          </w:p>
+          <w:p/>
         </w:tc>
         <w:tc>
           <w:tcPr>
-            <w:tcW w:type="dxa" w:w="2759"/>
+            <w:tcW w:w="2759" w:type="dxa"/>
           </w:tcPr>
           <w:p>
             <w:r>
@@ -12490,7 +12478,7 @@
         </w:tc>
         <w:tc>
           <w:tcPr>
-            <w:tcW w:type="dxa" w:w="1360"/>
+            <w:tcW w:w="1360" w:type="dxa"/>
           </w:tcPr>
           <w:p>
             <w:r>
@@ -12500,7 +12488,7 @@
         </w:tc>
         <w:tc>
           <w:tcPr>
-            <w:tcW w:type="dxa" w:w="1645"/>
+            <w:tcW w:w="1645" w:type="dxa"/>
           </w:tcPr>
           <w:p>
             <w:r>
@@ -13275,7 +13263,26 @@
           <w:szCs w:val="20"/>
           <w:lang w:val="ru-RU"/>
         </w:rPr>
-        <w:t xml:space="preserve"> __ </w:t>
+        <w:t xml:space="preserve"> </w:t>
+      </w:r>
+      <w:r>
+        <w:rPr>
+          <w:rFonts w:ascii="Montserrat" w:eastAsia="Montserrat" w:hAnsi="Montserrat" w:cs="Montserrat"/>
+          <w:b/>
+          <w:sz w:val="20"/>
+          <w:szCs w:val="20"/>
+          <w:lang w:val="en-US"/>
+        </w:rPr>
+        <w:t>DOCUMENTNUMBER</w:t>
+      </w:r>
+      <w:r>
+        <w:rPr>
+          <w:rFonts w:ascii="Montserrat" w:eastAsia="Montserrat" w:hAnsi="Montserrat" w:cs="Montserrat"/>
+          <w:sz w:val="20"/>
+          <w:szCs w:val="20"/>
+          <w:lang w:val="ru-RU"/>
+        </w:rPr>
+        <w:t xml:space="preserve"> </w:t>
       </w:r>
       <w:r>
         <w:rPr>
@@ -13479,7 +13486,7 @@
       <w:tr>
         <w:tc>
           <w:tcPr>
-            <w:tcW w:type="dxa" w:w="456"/>
+            <w:tcW w:w="456" w:type="dxa"/>
           </w:tcPr>
           <w:p>
             <w:r>
@@ -13489,7 +13496,7 @@
         </w:tc>
         <w:tc>
           <w:tcPr>
-            <w:tcW w:type="dxa" w:w="2832"/>
+            <w:tcW w:w="2832" w:type="dxa"/>
           </w:tcPr>
           <w:p>
             <w:r>
@@ -13499,7 +13506,7 @@
         </w:tc>
         <w:tc>
           <w:tcPr>
-            <w:tcW w:type="dxa" w:w="2588"/>
+            <w:tcW w:w="2588" w:type="dxa"/>
           </w:tcPr>
           <w:p>
             <w:r>
@@ -13509,7 +13516,7 @@
         </w:tc>
         <w:tc>
           <w:tcPr>
-            <w:tcW w:type="dxa" w:w="2196"/>
+            <w:tcW w:w="2196" w:type="dxa"/>
           </w:tcPr>
           <w:p>
             <w:r>
@@ -13519,7 +13526,7 @@
         </w:tc>
         <w:tc>
           <w:tcPr>
-            <w:tcW w:type="dxa" w:w="1841"/>
+            <w:tcW w:w="1841" w:type="dxa"/>
           </w:tcPr>
           <w:p>
             <w:r>
@@ -13531,7 +13538,7 @@
       <w:tr>
         <w:tc>
           <w:tcPr>
-            <w:tcW w:type="dxa" w:w="456"/>
+            <w:tcW w:w="456" w:type="dxa"/>
           </w:tcPr>
           <w:p>
             <w:r>
@@ -13541,7 +13548,7 @@
         </w:tc>
         <w:tc>
           <w:tcPr>
-            <w:tcW w:type="dxa" w:w="2832"/>
+            <w:tcW w:w="2832" w:type="dxa"/>
           </w:tcPr>
           <w:p>
             <w:r>
@@ -13551,7 +13558,7 @@
         </w:tc>
         <w:tc>
           <w:tcPr>
-            <w:tcW w:type="dxa" w:w="2588"/>
+            <w:tcW w:w="2588" w:type="dxa"/>
           </w:tcPr>
           <w:p>
             <w:r>
@@ -13561,7 +13568,7 @@
         </w:tc>
         <w:tc>
           <w:tcPr>
-            <w:tcW w:type="dxa" w:w="2196"/>
+            <w:tcW w:w="2196" w:type="dxa"/>
           </w:tcPr>
           <w:p>
             <w:r>
@@ -13571,7 +13578,7 @@
         </w:tc>
         <w:tc>
           <w:tcPr>
-            <w:tcW w:type="dxa" w:w="1841"/>
+            <w:tcW w:w="1841" w:type="dxa"/>
           </w:tcPr>
           <w:p>
             <w:r>
@@ -13597,25 +13604,7 @@
           <w:sz w:val="20"/>
           <w:szCs w:val="20"/>
         </w:rPr>
-        <w:t>НДС не облагается (</w:t>
-      </w:r>
-      <w:proofErr w:type="spellStart"/>
-      <w:r>
-        <w:rPr>
-          <w:rFonts w:ascii="Montserrat" w:eastAsia="Montserrat" w:hAnsi="Montserrat" w:cs="Montserrat"/>
-          <w:sz w:val="20"/>
-          <w:szCs w:val="20"/>
-        </w:rPr>
-        <w:t>пп</w:t>
-      </w:r>
-      <w:proofErr w:type="spellEnd"/>
-      <w:r>
-        <w:rPr>
-          <w:rFonts w:ascii="Montserrat" w:eastAsia="Montserrat" w:hAnsi="Montserrat" w:cs="Montserrat"/>
-          <w:sz w:val="20"/>
-          <w:szCs w:val="20"/>
-        </w:rPr>
-        <w:t>. 14 п. 2 ст. 149 НК РФ).</w:t>
+        <w:t>НДС не облагается (пп. 14 п. 2 ст. 149 НК РФ).</w:t>
       </w:r>
     </w:p>
     <w:p>
@@ -15237,7 +15226,6 @@
   <w:style w:type="character" w:default="1" w:styleId="a0">
     <w:name w:val="Default Paragraph Font"/>
     <w:uiPriority w:val="1"/>
-    <w:semiHidden/>
     <w:unhideWhenUsed/>
   </w:style>
   <w:style w:type="table" w:default="1" w:styleId="a1">

--- a/document-service/internal/documents/PP-YUR-3.docx
+++ b/document-service/internal/documents/PP-YUR-3.docx
@@ -1,6 +1,6 @@
 
 <file path=word/document.xml><?xml version="1.0" encoding="utf-8"?>
-<w:document xmlns:wpc="http://schemas.microsoft.com/office/word/2010/wordprocessingCanvas" xmlns:cx="http://schemas.microsoft.com/office/drawing/2014/chartex" xmlns:cx1="http://schemas.microsoft.com/office/drawing/2015/9/8/chartex" xmlns:cx2="http://schemas.microsoft.com/office/drawing/2015/10/21/chartex" xmlns:cx3="http://schemas.microsoft.com/office/drawing/2016/5/9/chartex" xmlns:cx4="http://schemas.microsoft.com/office/drawing/2016/5/10/chartex" xmlns:cx5="http://schemas.microsoft.com/office/drawing/2016/5/11/chartex" xmlns:cx6="http://schemas.microsoft.com/office/drawing/2016/5/12/chartex" xmlns:cx7="http://schemas.microsoft.com/office/drawing/2016/5/13/chartex" xmlns:cx8="http://schemas.microsoft.com/office/drawing/2016/5/14/chartex" xmlns:mc="http://schemas.openxmlformats.org/markup-compatibility/2006" xmlns:aink="http://schemas.microsoft.com/office/drawing/2016/ink" xmlns:am3d="http://schemas.microsoft.com/office/drawing/2017/model3d" xmlns:o="urn:schemas-microsoft-com:office:office" xmlns:oel="http://schemas.microsoft.com/office/2019/extlst" xmlns:r="http://schemas.openxmlformats.org/officeDocument/2006/relationships" xmlns:m="http://schemas.openxmlformats.org/officeDocument/2006/math" xmlns:v="urn:schemas-microsoft-com:vml" xmlns:wp14="http://schemas.microsoft.com/office/word/2010/wordprocessingDrawing" xmlns:wp="http://schemas.openxmlformats.org/drawingml/2006/wordprocessingDrawing" xmlns:w10="urn:schemas-microsoft-com:office:word" xmlns:w="http://schemas.openxmlformats.org/wordprocessingml/2006/main" xmlns:w14="http://schemas.microsoft.com/office/word/2010/wordml" xmlns:w15="http://schemas.microsoft.com/office/word/2012/wordml" xmlns:w16cex="http://schemas.microsoft.com/office/word/2018/wordml/cex" xmlns:w16cid="http://schemas.microsoft.com/office/word/2016/wordml/cid" xmlns:w16="http://schemas.microsoft.com/office/word/2018/wordml" xmlns:w16du="http://schemas.microsoft.com/office/word/2023/wordml/word16du" xmlns:w16sdtdh="http://schemas.microsoft.com/office/word/2020/wordml/sdtdatahash" xmlns:w16sdtfl="http://schemas.microsoft.com/office/word/2024/wordml/sdtformatlock" xmlns:w16se="http://schemas.microsoft.com/office/word/2015/wordml/symex" xmlns:wpg="http://schemas.microsoft.com/office/word/2010/wordprocessingGroup" xmlns:wpi="http://schemas.microsoft.com/office/word/2010/wordprocessingInk" xmlns:wne="http://schemas.microsoft.com/office/word/2006/wordml" xmlns:wps="http://schemas.microsoft.com/office/word/2010/wordprocessingShape" mc:Ignorable="w14 w15 w16se w16cid w16 w16cex w16sdtdh w16sdtfl w16du wp14">
+<w:document xmlns:wpc="http://schemas.microsoft.com/office/word/2010/wordprocessingCanvas" xmlns:cx="http://schemas.microsoft.com/office/drawing/2014/chartex" xmlns:cx1="http://schemas.microsoft.com/office/drawing/2015/9/8/chartex" xmlns:cx2="http://schemas.microsoft.com/office/drawing/2015/10/21/chartex" xmlns:cx3="http://schemas.microsoft.com/office/drawing/2016/5/9/chartex" xmlns:cx4="http://schemas.microsoft.com/office/drawing/2016/5/10/chartex" xmlns:cx5="http://schemas.microsoft.com/office/drawing/2016/5/11/chartex" xmlns:cx6="http://schemas.microsoft.com/office/drawing/2016/5/12/chartex" xmlns:cx7="http://schemas.microsoft.com/office/drawing/2016/5/13/chartex" xmlns:cx8="http://schemas.microsoft.com/office/drawing/2016/5/14/chartex" xmlns:mc="http://schemas.openxmlformats.org/markup-compatibility/2006" xmlns:aink="http://schemas.microsoft.com/office/drawing/2016/ink" xmlns:am3d="http://schemas.microsoft.com/office/drawing/2017/model3d" xmlns:o="urn:schemas-microsoft-com:office:office" xmlns:r="http://schemas.openxmlformats.org/officeDocument/2006/relationships" xmlns:m="http://schemas.openxmlformats.org/officeDocument/2006/math" xmlns:v="urn:schemas-microsoft-com:vml" xmlns:wp14="http://schemas.microsoft.com/office/word/2010/wordprocessingDrawing" xmlns:wp="http://schemas.openxmlformats.org/drawingml/2006/wordprocessingDrawing" xmlns:w10="urn:schemas-microsoft-com:office:word" xmlns:w="http://schemas.openxmlformats.org/wordprocessingml/2006/main" xmlns:w14="http://schemas.microsoft.com/office/word/2010/wordml" xmlns:w15="http://schemas.microsoft.com/office/word/2012/wordml" xmlns:w16cex="http://schemas.microsoft.com/office/word/2018/wordml/cex" xmlns:w16cid="http://schemas.microsoft.com/office/word/2016/wordml/cid" xmlns:w16="http://schemas.microsoft.com/office/word/2018/wordml" xmlns:w16sdtdh="http://schemas.microsoft.com/office/word/2020/wordml/sdtdatahash" xmlns:w16se="http://schemas.microsoft.com/office/word/2015/wordml/symex" xmlns:wpg="http://schemas.microsoft.com/office/word/2010/wordprocessingGroup" xmlns:wpi="http://schemas.microsoft.com/office/word/2010/wordprocessingInk" xmlns:wne="http://schemas.microsoft.com/office/word/2006/wordml" xmlns:wps="http://schemas.microsoft.com/office/word/2010/wordprocessingShape" mc:Ignorable="w14 w15 w16se w16cid w16 w16cex w16sdtdh wp14">
   <w:body>
     <w:p>
       <w:pPr>
@@ -578,9 +578,9 @@
           <w:rFonts w:ascii="Montserrat" w:eastAsia="Montserrat" w:hAnsi="Montserrat" w:cs="Montserrat"/>
           <w:sz w:val="20"/>
           <w:szCs w:val="20"/>
-          <w:lang w:val="ru-RU"/>
-        </w:rPr>
-        <w:t>Устава</w:t>
+          <w:lang w:val="en-US"/>
+        </w:rPr>
+        <w:t>YST</w:t>
       </w:r>
       <w:r>
         <w:rPr>
@@ -12387,7 +12387,15 @@
             <w:tcW w:w="460" w:type="dxa"/>
           </w:tcPr>
           <w:p>
+            <w:pPr>
+              <w:rPr>
+                <w:rFonts w:ascii="Montserrat" w:hAnsi="Montserrat"/>
+              </w:rPr>
+            </w:pPr>
             <w:r>
+              <w:rPr>
+                <w:rFonts w:ascii="Montserrat" w:hAnsi="Montserrat"/>
+              </w:rPr>
               <w:t>1</w:t>
             </w:r>
           </w:p>
@@ -12397,7 +12405,15 @@
             <w:tcW w:w="2056" w:type="dxa"/>
           </w:tcPr>
           <w:p>
+            <w:pPr>
+              <w:rPr>
+                <w:rFonts w:ascii="Montserrat" w:hAnsi="Montserrat"/>
+              </w:rPr>
+            </w:pPr>
             <w:r>
+              <w:rPr>
+                <w:rFonts w:ascii="Montserrat" w:hAnsi="Montserrat"/>
+              </w:rPr>
               <w:t>Иванов Иван Иванович</w:t>
             </w:r>
           </w:p>
@@ -12406,14 +12422,28 @@
           <w:tcPr>
             <w:tcW w:w="1633" w:type="dxa"/>
           </w:tcPr>
-          <w:p/>
+          <w:p>
+            <w:pPr>
+              <w:rPr>
+                <w:rFonts w:ascii="Montserrat" w:hAnsi="Montserrat"/>
+              </w:rPr>
+            </w:pPr>
+          </w:p>
         </w:tc>
         <w:tc>
           <w:tcPr>
             <w:tcW w:w="2759" w:type="dxa"/>
           </w:tcPr>
           <w:p>
+            <w:pPr>
+              <w:rPr>
+                <w:rFonts w:ascii="Montserrat" w:hAnsi="Montserrat"/>
+              </w:rPr>
+            </w:pPr>
             <w:r>
+              <w:rPr>
+                <w:rFonts w:ascii="Montserrat" w:hAnsi="Montserrat"/>
+              </w:rPr>
               <w:t>-</w:t>
             </w:r>
           </w:p>
@@ -12423,7 +12453,15 @@
             <w:tcW w:w="1360" w:type="dxa"/>
           </w:tcPr>
           <w:p>
+            <w:pPr>
+              <w:rPr>
+                <w:rFonts w:ascii="Montserrat" w:hAnsi="Montserrat"/>
+              </w:rPr>
+            </w:pPr>
             <w:r>
+              <w:rPr>
+                <w:rFonts w:ascii="Montserrat" w:hAnsi="Montserrat"/>
+              </w:rPr>
               <w:t>123-456-789 00</w:t>
             </w:r>
           </w:p>
@@ -12433,7 +12471,15 @@
             <w:tcW w:w="1645" w:type="dxa"/>
           </w:tcPr>
           <w:p>
+            <w:pPr>
+              <w:rPr>
+                <w:rFonts w:ascii="Montserrat" w:hAnsi="Montserrat"/>
+              </w:rPr>
+            </w:pPr>
             <w:r>
+              <w:rPr>
+                <w:rFonts w:ascii="Montserrat" w:hAnsi="Montserrat"/>
+              </w:rPr>
               <w:t>ivanov@mail.ru</w:t>
             </w:r>
           </w:p>
@@ -12445,7 +12491,15 @@
             <w:tcW w:w="460" w:type="dxa"/>
           </w:tcPr>
           <w:p>
+            <w:pPr>
+              <w:rPr>
+                <w:rFonts w:ascii="Montserrat" w:hAnsi="Montserrat"/>
+              </w:rPr>
+            </w:pPr>
             <w:r>
+              <w:rPr>
+                <w:rFonts w:ascii="Montserrat" w:hAnsi="Montserrat"/>
+              </w:rPr>
               <w:t>2</w:t>
             </w:r>
           </w:p>
@@ -12455,7 +12509,15 @@
             <w:tcW w:w="2056" w:type="dxa"/>
           </w:tcPr>
           <w:p>
+            <w:pPr>
+              <w:rPr>
+                <w:rFonts w:ascii="Montserrat" w:hAnsi="Montserrat"/>
+              </w:rPr>
+            </w:pPr>
             <w:r>
+              <w:rPr>
+                <w:rFonts w:ascii="Montserrat" w:hAnsi="Montserrat"/>
+              </w:rPr>
               <w:t>Ульянов Дмитрий Иванович</w:t>
             </w:r>
           </w:p>
@@ -12464,14 +12526,28 @@
           <w:tcPr>
             <w:tcW w:w="1633" w:type="dxa"/>
           </w:tcPr>
-          <w:p/>
+          <w:p>
+            <w:pPr>
+              <w:rPr>
+                <w:rFonts w:ascii="Montserrat" w:hAnsi="Montserrat"/>
+              </w:rPr>
+            </w:pPr>
+          </w:p>
         </w:tc>
         <w:tc>
           <w:tcPr>
             <w:tcW w:w="2759" w:type="dxa"/>
           </w:tcPr>
           <w:p>
+            <w:pPr>
+              <w:rPr>
+                <w:rFonts w:ascii="Montserrat" w:hAnsi="Montserrat"/>
+              </w:rPr>
+            </w:pPr>
             <w:r>
+              <w:rPr>
+                <w:rFonts w:ascii="Montserrat" w:hAnsi="Montserrat"/>
+              </w:rPr>
               <w:t>-</w:t>
             </w:r>
           </w:p>
@@ -12481,7 +12557,15 @@
             <w:tcW w:w="1360" w:type="dxa"/>
           </w:tcPr>
           <w:p>
+            <w:pPr>
+              <w:rPr>
+                <w:rFonts w:ascii="Montserrat" w:hAnsi="Montserrat"/>
+              </w:rPr>
+            </w:pPr>
             <w:r>
+              <w:rPr>
+                <w:rFonts w:ascii="Montserrat" w:hAnsi="Montserrat"/>
+              </w:rPr>
               <w:t>123-456-789 00</w:t>
             </w:r>
           </w:p>
@@ -12491,7 +12575,15 @@
             <w:tcW w:w="1645" w:type="dxa"/>
           </w:tcPr>
           <w:p>
+            <w:pPr>
+              <w:rPr>
+                <w:rFonts w:ascii="Montserrat" w:hAnsi="Montserrat"/>
+              </w:rPr>
+            </w:pPr>
             <w:r>
+              <w:rPr>
+                <w:rFonts w:ascii="Montserrat" w:hAnsi="Montserrat"/>
+              </w:rPr>
               <w:t>ivanov@mail.ru</w:t>
             </w:r>
           </w:p>
@@ -13489,7 +13581,15 @@
             <w:tcW w:w="456" w:type="dxa"/>
           </w:tcPr>
           <w:p>
+            <w:pPr>
+              <w:rPr>
+                <w:rFonts w:ascii="Montserrat" w:hAnsi="Montserrat"/>
+              </w:rPr>
+            </w:pPr>
             <w:r>
+              <w:rPr>
+                <w:rFonts w:ascii="Montserrat" w:hAnsi="Montserrat"/>
+              </w:rPr>
               <w:t>1</w:t>
             </w:r>
           </w:p>
@@ -13499,7 +13599,15 @@
             <w:tcW w:w="2832" w:type="dxa"/>
           </w:tcPr>
           <w:p>
+            <w:pPr>
+              <w:rPr>
+                <w:rFonts w:ascii="Montserrat" w:hAnsi="Montserrat"/>
+              </w:rPr>
+            </w:pPr>
             <w:r>
+              <w:rPr>
+                <w:rFonts w:ascii="Montserrat" w:hAnsi="Montserrat"/>
+              </w:rPr>
               <w:t>Иванов Иван Иванович</w:t>
             </w:r>
           </w:p>
@@ -13509,7 +13617,15 @@
             <w:tcW w:w="2588" w:type="dxa"/>
           </w:tcPr>
           <w:p>
+            <w:pPr>
+              <w:rPr>
+                <w:rFonts w:ascii="Montserrat" w:hAnsi="Montserrat"/>
+              </w:rPr>
+            </w:pPr>
             <w:r>
+              <w:rPr>
+                <w:rFonts w:ascii="Montserrat" w:hAnsi="Montserrat"/>
+              </w:rPr>
               <w:t>12.12.2025 - 12.12.2026</w:t>
             </w:r>
           </w:p>
@@ -13519,7 +13635,15 @@
             <w:tcW w:w="2196" w:type="dxa"/>
           </w:tcPr>
           <w:p>
+            <w:pPr>
+              <w:rPr>
+                <w:rFonts w:ascii="Montserrat" w:hAnsi="Montserrat"/>
+              </w:rPr>
+            </w:pPr>
             <w:r>
+              <w:rPr>
+                <w:rFonts w:ascii="Montserrat" w:hAnsi="Montserrat"/>
+              </w:rPr>
               <w:t>256</w:t>
             </w:r>
           </w:p>
@@ -13529,7 +13653,15 @@
             <w:tcW w:w="1841" w:type="dxa"/>
           </w:tcPr>
           <w:p>
+            <w:pPr>
+              <w:rPr>
+                <w:rFonts w:ascii="Montserrat" w:hAnsi="Montserrat"/>
+              </w:rPr>
+            </w:pPr>
             <w:r>
+              <w:rPr>
+                <w:rFonts w:ascii="Montserrat" w:hAnsi="Montserrat"/>
+              </w:rPr>
               <w:t>59000.00 руб.</w:t>
             </w:r>
           </w:p>
@@ -13541,7 +13673,15 @@
             <w:tcW w:w="456" w:type="dxa"/>
           </w:tcPr>
           <w:p>
+            <w:pPr>
+              <w:rPr>
+                <w:rFonts w:ascii="Montserrat" w:hAnsi="Montserrat"/>
+              </w:rPr>
+            </w:pPr>
             <w:r>
+              <w:rPr>
+                <w:rFonts w:ascii="Montserrat" w:hAnsi="Montserrat"/>
+              </w:rPr>
               <w:t>2</w:t>
             </w:r>
           </w:p>
@@ -13551,7 +13691,15 @@
             <w:tcW w:w="2832" w:type="dxa"/>
           </w:tcPr>
           <w:p>
+            <w:pPr>
+              <w:rPr>
+                <w:rFonts w:ascii="Montserrat" w:hAnsi="Montserrat"/>
+              </w:rPr>
+            </w:pPr>
             <w:r>
+              <w:rPr>
+                <w:rFonts w:ascii="Montserrat" w:hAnsi="Montserrat"/>
+              </w:rPr>
               <w:t>Ульянов Дмитрий Иванович</w:t>
             </w:r>
           </w:p>
@@ -13561,7 +13709,15 @@
             <w:tcW w:w="2588" w:type="dxa"/>
           </w:tcPr>
           <w:p>
+            <w:pPr>
+              <w:rPr>
+                <w:rFonts w:ascii="Montserrat" w:hAnsi="Montserrat"/>
+              </w:rPr>
+            </w:pPr>
             <w:r>
+              <w:rPr>
+                <w:rFonts w:ascii="Montserrat" w:hAnsi="Montserrat"/>
+              </w:rPr>
               <w:t>12.12.2025 - 12.12.2026</w:t>
             </w:r>
           </w:p>
@@ -13571,7 +13727,15 @@
             <w:tcW w:w="2196" w:type="dxa"/>
           </w:tcPr>
           <w:p>
+            <w:pPr>
+              <w:rPr>
+                <w:rFonts w:ascii="Montserrat" w:hAnsi="Montserrat"/>
+              </w:rPr>
+            </w:pPr>
             <w:r>
+              <w:rPr>
+                <w:rFonts w:ascii="Montserrat" w:hAnsi="Montserrat"/>
+              </w:rPr>
               <w:t>256</w:t>
             </w:r>
           </w:p>
@@ -13581,7 +13745,15 @@
             <w:tcW w:w="1841" w:type="dxa"/>
           </w:tcPr>
           <w:p>
+            <w:pPr>
+              <w:rPr>
+                <w:rFonts w:ascii="Montserrat" w:hAnsi="Montserrat"/>
+              </w:rPr>
+            </w:pPr>
             <w:r>
+              <w:rPr>
+                <w:rFonts w:ascii="Montserrat" w:hAnsi="Montserrat"/>
+              </w:rPr>
               <w:t>59000.00 руб.</w:t>
             </w:r>
           </w:p>
@@ -14375,7 +14547,7 @@
 </file>
 
 <file path=word/numbering.xml><?xml version="1.0" encoding="utf-8"?>
-<w:numbering xmlns:wpc="http://schemas.microsoft.com/office/word/2010/wordprocessingCanvas" xmlns:cx="http://schemas.microsoft.com/office/drawing/2014/chartex" xmlns:cx1="http://schemas.microsoft.com/office/drawing/2015/9/8/chartex" xmlns:cx2="http://schemas.microsoft.com/office/drawing/2015/10/21/chartex" xmlns:cx3="http://schemas.microsoft.com/office/drawing/2016/5/9/chartex" xmlns:cx4="http://schemas.microsoft.com/office/drawing/2016/5/10/chartex" xmlns:cx5="http://schemas.microsoft.com/office/drawing/2016/5/11/chartex" xmlns:cx6="http://schemas.microsoft.com/office/drawing/2016/5/12/chartex" xmlns:cx7="http://schemas.microsoft.com/office/drawing/2016/5/13/chartex" xmlns:cx8="http://schemas.microsoft.com/office/drawing/2016/5/14/chartex" xmlns:mc="http://schemas.openxmlformats.org/markup-compatibility/2006" xmlns:aink="http://schemas.microsoft.com/office/drawing/2016/ink" xmlns:am3d="http://schemas.microsoft.com/office/drawing/2017/model3d" xmlns:o="urn:schemas-microsoft-com:office:office" xmlns:oel="http://schemas.microsoft.com/office/2019/extlst" xmlns:r="http://schemas.openxmlformats.org/officeDocument/2006/relationships" xmlns:m="http://schemas.openxmlformats.org/officeDocument/2006/math" xmlns:v="urn:schemas-microsoft-com:vml" xmlns:wp14="http://schemas.microsoft.com/office/word/2010/wordprocessingDrawing" xmlns:wp="http://schemas.openxmlformats.org/drawingml/2006/wordprocessingDrawing" xmlns:w10="urn:schemas-microsoft-com:office:word" xmlns:w="http://schemas.openxmlformats.org/wordprocessingml/2006/main" xmlns:w14="http://schemas.microsoft.com/office/word/2010/wordml" xmlns:w15="http://schemas.microsoft.com/office/word/2012/wordml" xmlns:w16cex="http://schemas.microsoft.com/office/word/2018/wordml/cex" xmlns:w16cid="http://schemas.microsoft.com/office/word/2016/wordml/cid" xmlns:w16="http://schemas.microsoft.com/office/word/2018/wordml" xmlns:w16du="http://schemas.microsoft.com/office/word/2023/wordml/word16du" xmlns:w16sdtdh="http://schemas.microsoft.com/office/word/2020/wordml/sdtdatahash" xmlns:w16sdtfl="http://schemas.microsoft.com/office/word/2024/wordml/sdtformatlock" xmlns:w16se="http://schemas.microsoft.com/office/word/2015/wordml/symex" xmlns:wpg="http://schemas.microsoft.com/office/word/2010/wordprocessingGroup" xmlns:wpi="http://schemas.microsoft.com/office/word/2010/wordprocessingInk" xmlns:wne="http://schemas.microsoft.com/office/word/2006/wordml" xmlns:wps="http://schemas.microsoft.com/office/word/2010/wordprocessingShape" mc:Ignorable="w14 w15 w16se w16cid w16 w16cex w16sdtdh w16sdtfl w16du wp14">
+<w:numbering xmlns:wpc="http://schemas.microsoft.com/office/word/2010/wordprocessingCanvas" xmlns:cx="http://schemas.microsoft.com/office/drawing/2014/chartex" xmlns:cx1="http://schemas.microsoft.com/office/drawing/2015/9/8/chartex" xmlns:cx2="http://schemas.microsoft.com/office/drawing/2015/10/21/chartex" xmlns:cx3="http://schemas.microsoft.com/office/drawing/2016/5/9/chartex" xmlns:cx4="http://schemas.microsoft.com/office/drawing/2016/5/10/chartex" xmlns:cx5="http://schemas.microsoft.com/office/drawing/2016/5/11/chartex" xmlns:cx6="http://schemas.microsoft.com/office/drawing/2016/5/12/chartex" xmlns:cx7="http://schemas.microsoft.com/office/drawing/2016/5/13/chartex" xmlns:cx8="http://schemas.microsoft.com/office/drawing/2016/5/14/chartex" xmlns:mc="http://schemas.openxmlformats.org/markup-compatibility/2006" xmlns:aink="http://schemas.microsoft.com/office/drawing/2016/ink" xmlns:am3d="http://schemas.microsoft.com/office/drawing/2017/model3d" xmlns:o="urn:schemas-microsoft-com:office:office" xmlns:r="http://schemas.openxmlformats.org/officeDocument/2006/relationships" xmlns:m="http://schemas.openxmlformats.org/officeDocument/2006/math" xmlns:v="urn:schemas-microsoft-com:vml" xmlns:wp14="http://schemas.microsoft.com/office/word/2010/wordprocessingDrawing" xmlns:wp="http://schemas.openxmlformats.org/drawingml/2006/wordprocessingDrawing" xmlns:w10="urn:schemas-microsoft-com:office:word" xmlns:w="http://schemas.openxmlformats.org/wordprocessingml/2006/main" xmlns:w14="http://schemas.microsoft.com/office/word/2010/wordml" xmlns:w15="http://schemas.microsoft.com/office/word/2012/wordml" xmlns:w16cex="http://schemas.microsoft.com/office/word/2018/wordml/cex" xmlns:w16cid="http://schemas.microsoft.com/office/word/2016/wordml/cid" xmlns:w16="http://schemas.microsoft.com/office/word/2018/wordml" xmlns:w16sdtdh="http://schemas.microsoft.com/office/word/2020/wordml/sdtdatahash" xmlns:w16se="http://schemas.microsoft.com/office/word/2015/wordml/symex" xmlns:wpg="http://schemas.microsoft.com/office/word/2010/wordprocessingGroup" xmlns:wpi="http://schemas.microsoft.com/office/word/2010/wordprocessingInk" xmlns:wne="http://schemas.microsoft.com/office/word/2006/wordml" xmlns:wps="http://schemas.microsoft.com/office/word/2010/wordprocessingShape" mc:Ignorable="w14 w15 w16se w16cid w16 w16cex w16sdtdh wp14">
   <w:abstractNum w:abstractNumId="0" w15:restartNumberingAfterBreak="0">
     <w:nsid w:val="322D344B"/>
     <w:multiLevelType w:val="multilevel"/>
@@ -14602,17 +14774,17 @@
       </w:rPr>
     </w:lvl>
   </w:abstractNum>
-  <w:num w:numId="1" w16cid:durableId="1835952251">
+  <w:num w:numId="1">
     <w:abstractNumId w:val="0"/>
   </w:num>
-  <w:num w:numId="2" w16cid:durableId="1212619526">
+  <w:num w:numId="2">
     <w:abstractNumId w:val="1"/>
   </w:num>
 </w:numbering>
 </file>
 
 <file path=word/styles.xml><?xml version="1.0" encoding="utf-8"?>
-<w:styles xmlns:mc="http://schemas.openxmlformats.org/markup-compatibility/2006" xmlns:r="http://schemas.openxmlformats.org/officeDocument/2006/relationships" xmlns:w="http://schemas.openxmlformats.org/wordprocessingml/2006/main" xmlns:w14="http://schemas.microsoft.com/office/word/2010/wordml" xmlns:w15="http://schemas.microsoft.com/office/word/2012/wordml" xmlns:w16cex="http://schemas.microsoft.com/office/word/2018/wordml/cex" xmlns:w16cid="http://schemas.microsoft.com/office/word/2016/wordml/cid" xmlns:w16="http://schemas.microsoft.com/office/word/2018/wordml" xmlns:w16du="http://schemas.microsoft.com/office/word/2023/wordml/word16du" xmlns:w16sdtdh="http://schemas.microsoft.com/office/word/2020/wordml/sdtdatahash" xmlns:w16sdtfl="http://schemas.microsoft.com/office/word/2024/wordml/sdtformatlock" xmlns:w16se="http://schemas.microsoft.com/office/word/2015/wordml/symex" mc:Ignorable="w14 w15 w16se w16cid w16 w16cex w16sdtdh w16sdtfl w16du">
+<w:styles xmlns:mc="http://schemas.openxmlformats.org/markup-compatibility/2006" xmlns:r="http://schemas.openxmlformats.org/officeDocument/2006/relationships" xmlns:w="http://schemas.openxmlformats.org/wordprocessingml/2006/main" xmlns:w14="http://schemas.microsoft.com/office/word/2010/wordml" xmlns:w15="http://schemas.microsoft.com/office/word/2012/wordml" xmlns:w16cex="http://schemas.microsoft.com/office/word/2018/wordml/cex" xmlns:w16cid="http://schemas.microsoft.com/office/word/2016/wordml/cid" xmlns:w16="http://schemas.microsoft.com/office/word/2018/wordml" xmlns:w16sdtdh="http://schemas.microsoft.com/office/word/2020/wordml/sdtdatahash" xmlns:w16se="http://schemas.microsoft.com/office/word/2015/wordml/symex" mc:Ignorable="w14 w15 w16se w16cid w16 w16cex w16sdtdh">
   <w:docDefaults>
     <w:rPrDefault>
       <w:rPr>
@@ -15226,6 +15398,7 @@
   <w:style w:type="character" w:default="1" w:styleId="a0">
     <w:name w:val="Default Paragraph Font"/>
     <w:uiPriority w:val="1"/>
+    <w:semiHidden/>
     <w:unhideWhenUsed/>
   </w:style>
   <w:style w:type="table" w:default="1" w:styleId="a1">
